--- a/wwwroot/Templates/İsçi qrupun üzvu-muqavile.docx
+++ b/wwwroot/Templates/İsçi qrupun üzvu-muqavile.docx
@@ -38,62 +38,6 @@
         </w:rPr>
         <w:t xml:space="preserve">№ </w:t>
       </w:r>
-      <w:r>
-        <w:rPr>
-          <w:rFonts w:ascii="Arial" w:hAnsi="Arial" w:cs="Arial"/>
-          <w:color w:val="000000" w:themeColor="text1"/>
-          <w:szCs w:val="24"/>
-          <w:lang w:val="az-Latn-AZ"/>
-        </w:rPr>
-        <w:t>Q</w:t>
-      </w:r>
-      <w:r>
-        <w:rPr>
-          <w:rFonts w:ascii="Arial" w:hAnsi="Arial" w:cs="Arial"/>
-          <w:color w:val="000000" w:themeColor="text1"/>
-          <w:szCs w:val="24"/>
-          <w:lang w:val="az-Latn-AZ"/>
-        </w:rPr>
-        <w:t>İŞ</w:t>
-      </w:r>
-      <w:r>
-        <w:rPr>
-          <w:rFonts w:ascii="Arial" w:hAnsi="Arial" w:cs="Arial"/>
-          <w:color w:val="000000" w:themeColor="text1"/>
-          <w:szCs w:val="24"/>
-          <w:lang w:val="az-Latn-AZ"/>
-        </w:rPr>
-        <w:t>_</w:t>
-      </w:r>
-      <w:r>
-        <w:rPr>
-          <w:rFonts w:ascii="Arial" w:hAnsi="Arial" w:cs="Arial"/>
-          <w:color w:val="000000" w:themeColor="text1"/>
-          <w:szCs w:val="24"/>
-          <w:lang w:val="az-Latn-AZ"/>
-        </w:rPr>
-        <w:t xml:space="preserve">__________- </w:t>
-      </w:r>
-      <w:r>
-        <w:rPr>
-          <w:rFonts w:ascii="Arial" w:hAnsi="Arial" w:cs="Arial"/>
-          <w:color w:val="000000" w:themeColor="text1"/>
-          <w:szCs w:val="24"/>
-          <w:lang w:val="az-Latn-AZ"/>
-        </w:rPr>
-        <w:t>0</w:t>
-      </w:r>
-      <w:r>
-        <w:rPr>
-          <w:rFonts w:ascii="Arial" w:hAnsi="Arial" w:cs="Arial"/>
-          <w:color w:val="000000" w:themeColor="text1"/>
-          <w:szCs w:val="24"/>
-          <w:lang w:val="az-Latn-AZ"/>
-        </w:rPr>
-        <w:t>5</w:t>
-      </w:r>
-      <w:bookmarkStart w:id="0" w:name="_GoBack"/>
-      <w:bookmarkEnd w:id="0"/>
     </w:p>
     <w:p>
       <w:pPr>
@@ -332,97 +276,7 @@
           <w:szCs w:val="24"/>
           <w:lang w:val="az-Latn-AZ"/>
         </w:rPr>
-        <w:t>___</w:t>
-      </w:r>
-      <w:r>
-        <w:rPr>
-          <w:rFonts w:ascii="Arial" w:hAnsi="Arial" w:cs="Arial"/>
-          <w:b/>
-          <w:i w:val="0"/>
-          <w:szCs w:val="24"/>
-          <w:lang w:val="az-Latn-AZ"/>
-        </w:rPr>
-        <w:t>/</w:t>
-      </w:r>
-      <w:r>
-        <w:rPr>
-          <w:rFonts w:ascii="Arial" w:hAnsi="Arial" w:cs="Arial"/>
-          <w:b/>
-          <w:i w:val="0"/>
-          <w:szCs w:val="24"/>
-          <w:lang w:val="az-Latn-AZ"/>
-        </w:rPr>
-        <w:t>____</w:t>
-      </w:r>
-      <w:r>
-        <w:rPr>
-          <w:rFonts w:ascii="Arial" w:hAnsi="Arial" w:cs="Arial"/>
-          <w:b/>
-          <w:i w:val="0"/>
-          <w:szCs w:val="24"/>
-          <w:lang w:val="az-Latn-AZ"/>
-        </w:rPr>
-        <w:t>____</w:t>
-      </w:r>
-      <w:r>
-        <w:rPr>
-          <w:rFonts w:ascii="Arial" w:hAnsi="Arial" w:cs="Arial"/>
-          <w:b/>
-          <w:i w:val="0"/>
-          <w:szCs w:val="24"/>
-          <w:lang w:val="az-Latn-AZ"/>
-        </w:rPr>
-        <w:t>/</w:t>
-      </w:r>
-      <w:r>
-        <w:rPr>
-          <w:rFonts w:ascii="Arial" w:hAnsi="Arial" w:cs="Arial"/>
-          <w:b/>
-          <w:i w:val="0"/>
-          <w:szCs w:val="24"/>
-          <w:lang w:val="az-Latn-AZ"/>
-        </w:rPr>
-        <w:t>202</w:t>
-      </w:r>
-      <w:r>
-        <w:rPr>
-          <w:rFonts w:ascii="Arial" w:hAnsi="Arial" w:cs="Arial"/>
-          <w:b/>
-          <w:i w:val="0"/>
-          <w:szCs w:val="24"/>
-          <w:lang w:val="az-Latn-AZ"/>
-        </w:rPr>
-        <w:t>5</w:t>
-      </w:r>
-      <w:r>
-        <w:rPr>
-          <w:rFonts w:ascii="Arial" w:hAnsi="Arial" w:cs="Arial"/>
-          <w:b/>
-          <w:i w:val="0"/>
-          <w:szCs w:val="24"/>
-          <w:lang w:val="az-Latn-AZ"/>
-        </w:rPr>
-        <w:t>-c</w:t>
-      </w:r>
-      <w:r>
-        <w:rPr>
-          <w:rFonts w:ascii="Arial" w:hAnsi="Arial" w:cs="Arial"/>
-          <w:b/>
-          <w:i w:val="0"/>
-          <w:szCs w:val="24"/>
-          <w:lang w:val="az-Latn-AZ"/>
-        </w:rPr>
-        <w:t>i</w:t>
-      </w:r>
-      <w:r>
-        <w:rPr>
-          <w:rFonts w:ascii="Arial" w:hAnsi="Arial" w:cs="Arial"/>
-          <w:b/>
-          <w:i w:val="0"/>
-          <w:szCs w:val="24"/>
-          <w:lang w:val="az-Latn-AZ"/>
-        </w:rPr>
-        <w:t xml:space="preserve"> il</w:t>
+        <w:t>Tarix:</w:t>
       </w:r>
     </w:p>
     <w:p>
@@ -716,7 +570,7 @@
           <w:szCs w:val="24"/>
           <w:lang w:val="az-Latn-AZ"/>
         </w:rPr>
-        <w:t>_____________________________________________________</w:t>
+        <w:t>___</w:t>
       </w:r>
       <w:r>
         <w:rPr>
@@ -726,8 +580,10 @@
           <w:szCs w:val="24"/>
           <w:lang w:val="az-Latn-AZ"/>
         </w:rPr>
-        <w:t>_______</w:t>
-      </w:r>
+        <w:t xml:space="preserve"> </w:t>
+      </w:r>
+      <w:bookmarkStart w:id="0" w:name="_GoBack"/>
+      <w:bookmarkEnd w:id="0"/>
       <w:r>
         <w:rPr>
           <w:rFonts w:ascii="Arial" w:hAnsi="Arial" w:cs="Arial"/>
@@ -2929,7 +2785,7 @@
         </w:trPr>
         <w:tc>
           <w:tcPr>
-            <w:tcW w:w="4263" w:type="dxa"/>
+            <w:tcW w:w="4750" w:type="dxa"/>
             <w:shd w:val="clear" w:color="auto" w:fill="FFFFFF"/>
             <w:tcMar>
               <w:top w:w="0" w:type="dxa"/>
@@ -3255,6 +3111,14 @@
         <w:tblStyle w:val="TableGrid"/>
         <w:tblpPr w:leftFromText="180" w:rightFromText="180" w:vertAnchor="text" w:horzAnchor="margin" w:tblpXSpec="right" w:tblpY="-11"/>
         <w:tblW w:w="0" w:type="auto"/>
+        <w:tblBorders>
+          <w:top w:val="none" w:sz="0" w:space="0" w:color="auto"/>
+          <w:left w:val="none" w:sz="0" w:space="0" w:color="auto"/>
+          <w:bottom w:val="none" w:sz="0" w:space="0" w:color="auto"/>
+          <w:right w:val="none" w:sz="0" w:space="0" w:color="auto"/>
+          <w:insideH w:val="none" w:sz="0" w:space="0" w:color="auto"/>
+          <w:insideV w:val="none" w:sz="0" w:space="0" w:color="auto"/>
+        </w:tblBorders>
         <w:tblLayout w:type="fixed"/>
         <w:tblLook w:val="04A0" w:firstRow="1" w:lastRow="0" w:firstColumn="1" w:lastColumn="0" w:noHBand="0" w:noVBand="1"/>
       </w:tblPr>
@@ -3265,12 +3129,6 @@
         <w:tc>
           <w:tcPr>
             <w:tcW w:w="5954" w:type="dxa"/>
-            <w:tcBorders>
-              <w:top w:val="nil"/>
-              <w:left w:val="nil"/>
-              <w:bottom w:val="nil"/>
-              <w:right w:val="nil"/>
-            </w:tcBorders>
             <w:vAlign w:val="center"/>
           </w:tcPr>
           <w:p>
@@ -3301,12 +3159,6 @@
         <w:tc>
           <w:tcPr>
             <w:tcW w:w="5954" w:type="dxa"/>
-            <w:tcBorders>
-              <w:top w:val="nil"/>
-              <w:left w:val="nil"/>
-              <w:bottom w:val="single" w:sz="4" w:space="0" w:color="auto"/>
-              <w:right w:val="nil"/>
-            </w:tcBorders>
           </w:tcPr>
           <w:p>
             <w:pPr>
@@ -3325,19 +3177,12 @@
         <w:tc>
           <w:tcPr>
             <w:tcW w:w="5954" w:type="dxa"/>
-            <w:tcBorders>
-              <w:top w:val="single" w:sz="4" w:space="0" w:color="auto"/>
-              <w:left w:val="nil"/>
-              <w:bottom w:val="nil"/>
-              <w:right w:val="nil"/>
-            </w:tcBorders>
           </w:tcPr>
           <w:p>
             <w:pPr>
-              <w:jc w:val="center"/>
               <w:rPr>
                 <w:rFonts w:ascii="Arial" w:hAnsi="Arial" w:cs="Arial"/>
-                <w:sz w:val="24"/>
+                <w:sz w:val="22"/>
                 <w:szCs w:val="24"/>
                 <w:lang w:val="az-Latn-AZ"/>
               </w:rPr>
@@ -3349,7 +3194,16 @@
                 <w:szCs w:val="24"/>
                 <w:lang w:val="az-Latn-AZ"/>
               </w:rPr>
-              <w:t>adı, soyadı, atasının adı</w:t>
+              <w:t>S</w:t>
+            </w:r>
+            <w:r>
+              <w:rPr>
+                <w:rFonts w:ascii="Arial" w:hAnsi="Arial" w:cs="Arial"/>
+                <w:sz w:val="22"/>
+                <w:szCs w:val="24"/>
+                <w:lang w:val="az-Latn-AZ"/>
+              </w:rPr>
+              <w:t>oyadı, adı, atasının adı</w:t>
             </w:r>
           </w:p>
         </w:tc>
@@ -3358,16 +3212,9 @@
         <w:tc>
           <w:tcPr>
             <w:tcW w:w="5954" w:type="dxa"/>
-            <w:tcBorders>
-              <w:top w:val="nil"/>
-              <w:left w:val="nil"/>
-              <w:bottom w:val="single" w:sz="4" w:space="0" w:color="auto"/>
-              <w:right w:val="nil"/>
-            </w:tcBorders>
           </w:tcPr>
           <w:p>
             <w:pPr>
-              <w:jc w:val="both"/>
               <w:rPr>
                 <w:rFonts w:ascii="Arial" w:hAnsi="Arial" w:cs="Arial"/>
                 <w:sz w:val="24"/>
@@ -3382,15 +3229,9 @@
         <w:tc>
           <w:tcPr>
             <w:tcW w:w="5954" w:type="dxa"/>
-            <w:tcBorders>
-              <w:left w:val="nil"/>
-              <w:bottom w:val="nil"/>
-              <w:right w:val="nil"/>
-            </w:tcBorders>
           </w:tcPr>
           <w:p>
             <w:pPr>
-              <w:jc w:val="center"/>
               <w:rPr>
                 <w:rFonts w:ascii="Arial" w:hAnsi="Arial" w:cs="Arial"/>
                 <w:sz w:val="22"/>
@@ -3405,7 +3246,16 @@
                 <w:szCs w:val="24"/>
                 <w:lang w:val="az-Latn-AZ"/>
               </w:rPr>
-              <w:t>şəxsiyyət vəsiqəsinin FİN kodu</w:t>
+              <w:t>Ş</w:t>
+            </w:r>
+            <w:r>
+              <w:rPr>
+                <w:rFonts w:ascii="Arial" w:hAnsi="Arial" w:cs="Arial"/>
+                <w:sz w:val="22"/>
+                <w:szCs w:val="24"/>
+                <w:lang w:val="az-Latn-AZ"/>
+              </w:rPr>
+              <w:t>əxsiyyət vəsiqəsinin FİN kodu</w:t>
             </w:r>
           </w:p>
         </w:tc>
@@ -3414,12 +3264,6 @@
         <w:tc>
           <w:tcPr>
             <w:tcW w:w="5954" w:type="dxa"/>
-            <w:tcBorders>
-              <w:top w:val="nil"/>
-              <w:left w:val="nil"/>
-              <w:bottom w:val="single" w:sz="4" w:space="0" w:color="auto"/>
-              <w:right w:val="nil"/>
-            </w:tcBorders>
           </w:tcPr>
           <w:p>
             <w:pPr>
@@ -3437,15 +3281,9 @@
         <w:tc>
           <w:tcPr>
             <w:tcW w:w="5954" w:type="dxa"/>
-            <w:tcBorders>
-              <w:left w:val="nil"/>
-              <w:bottom w:val="nil"/>
-              <w:right w:val="nil"/>
-            </w:tcBorders>
           </w:tcPr>
           <w:p>
             <w:pPr>
-              <w:jc w:val="center"/>
               <w:rPr>
                 <w:rFonts w:ascii="Arial" w:hAnsi="Arial" w:cs="Arial"/>
                 <w:sz w:val="22"/>
@@ -3469,12 +3307,6 @@
         <w:tc>
           <w:tcPr>
             <w:tcW w:w="5954" w:type="dxa"/>
-            <w:tcBorders>
-              <w:top w:val="nil"/>
-              <w:left w:val="nil"/>
-              <w:bottom w:val="single" w:sz="4" w:space="0" w:color="auto"/>
-              <w:right w:val="nil"/>
-            </w:tcBorders>
           </w:tcPr>
           <w:p>
             <w:pPr>
@@ -3492,15 +3324,9 @@
         <w:tc>
           <w:tcPr>
             <w:tcW w:w="5954" w:type="dxa"/>
-            <w:tcBorders>
-              <w:left w:val="nil"/>
-              <w:bottom w:val="nil"/>
-              <w:right w:val="nil"/>
-            </w:tcBorders>
           </w:tcPr>
           <w:p>
             <w:pPr>
-              <w:jc w:val="center"/>
               <w:rPr>
                 <w:rFonts w:ascii="Arial" w:hAnsi="Arial" w:cs="Arial"/>
                 <w:sz w:val="22"/>
@@ -3520,7 +3346,6 @@
           </w:p>
           <w:p>
             <w:pPr>
-              <w:jc w:val="center"/>
               <w:rPr>
                 <w:rFonts w:ascii="Arial" w:hAnsi="Arial" w:cs="Arial"/>
                 <w:sz w:val="22"/>
@@ -3535,118 +3360,28 @@
         <w:tc>
           <w:tcPr>
             <w:tcW w:w="5954" w:type="dxa"/>
-            <w:tcBorders>
-              <w:top w:val="nil"/>
-              <w:left w:val="nil"/>
-              <w:bottom w:val="nil"/>
-              <w:right w:val="nil"/>
-            </w:tcBorders>
           </w:tcPr>
           <w:p>
             <w:pPr>
-              <w:jc w:val="center"/>
               <w:rPr>
                 <w:rFonts w:ascii="Arial" w:hAnsi="Arial" w:cs="Arial"/>
-                <w:b/>
-                <w:bCs/>
                 <w:sz w:val="22"/>
                 <w:szCs w:val="24"/>
-                <w:lang w:val="en-US"/>
+                <w:lang w:val="az-Latn-AZ"/>
               </w:rPr>
             </w:pPr>
             <w:r>
               <w:rPr>
                 <w:rFonts w:ascii="Arial" w:hAnsi="Arial" w:cs="Arial"/>
-                <w:b/>
-                <w:bCs/>
                 <w:sz w:val="22"/>
                 <w:szCs w:val="24"/>
                 <w:lang w:val="az-Latn-AZ"/>
               </w:rPr>
-              <w:t>Bank rekvizitləri</w:t>
-            </w:r>
-            <w:r>
-              <w:rPr>
-                <w:rFonts w:ascii="Arial" w:hAnsi="Arial" w:cs="Arial"/>
-                <w:b/>
-                <w:bCs/>
-                <w:sz w:val="22"/>
-                <w:szCs w:val="24"/>
-                <w:lang w:val="en-US"/>
-              </w:rPr>
-              <w:t xml:space="preserve">: </w:t>
+              <w:t>Bankın Adı</w:t>
             </w:r>
           </w:p>
           <w:p>
             <w:pPr>
-              <w:pBdr>
-                <w:bottom w:val="single" w:sz="4" w:space="1" w:color="auto"/>
-              </w:pBdr>
-              <w:jc w:val="center"/>
-              <w:rPr>
-                <w:rFonts w:ascii="Arial" w:hAnsi="Arial" w:cs="Arial"/>
-                <w:sz w:val="22"/>
-                <w:szCs w:val="24"/>
-                <w:lang w:val="en-US"/>
-              </w:rPr>
-            </w:pPr>
-          </w:p>
-          <w:p>
-            <w:pPr>
-              <w:jc w:val="center"/>
-              <w:rPr>
-                <w:rFonts w:ascii="Arial" w:hAnsi="Arial" w:cs="Arial"/>
-                <w:sz w:val="22"/>
-                <w:szCs w:val="24"/>
-                <w:lang w:val="az-Latn-AZ"/>
-              </w:rPr>
-            </w:pPr>
-            <w:proofErr w:type="spellStart"/>
-            <w:r>
-              <w:rPr>
-                <w:rFonts w:ascii="Arial" w:hAnsi="Arial" w:cs="Arial"/>
-                <w:sz w:val="22"/>
-                <w:szCs w:val="24"/>
-                <w:lang w:val="en-US"/>
-              </w:rPr>
-              <w:t>Bankın</w:t>
-            </w:r>
-            <w:proofErr w:type="spellEnd"/>
-            <w:r>
-              <w:rPr>
-                <w:rFonts w:ascii="Arial" w:hAnsi="Arial" w:cs="Arial"/>
-                <w:sz w:val="22"/>
-                <w:szCs w:val="24"/>
-                <w:lang w:val="en-US"/>
-              </w:rPr>
-              <w:t xml:space="preserve"> ad</w:t>
-            </w:r>
-            <w:r>
-              <w:rPr>
-                <w:rFonts w:ascii="Arial" w:hAnsi="Arial" w:cs="Arial"/>
-                <w:sz w:val="22"/>
-                <w:szCs w:val="24"/>
-                <w:lang w:val="az-Latn-AZ"/>
-              </w:rPr>
-              <w:t>ı</w:t>
-            </w:r>
-          </w:p>
-        </w:tc>
-      </w:tr>
-      <w:tr>
-        <w:tc>
-          <w:tcPr>
-            <w:tcW w:w="5954" w:type="dxa"/>
-            <w:tcBorders>
-              <w:top w:val="nil"/>
-              <w:left w:val="nil"/>
-              <w:bottom w:val="single" w:sz="4" w:space="0" w:color="auto"/>
-              <w:right w:val="nil"/>
-            </w:tcBorders>
-          </w:tcPr>
-          <w:p>
-            <w:pPr>
-              <w:jc w:val="center"/>
               <w:rPr>
                 <w:rFonts w:ascii="Arial" w:hAnsi="Arial" w:cs="Arial"/>
                 <w:sz w:val="22"/>
@@ -3661,15 +3396,9 @@
         <w:tc>
           <w:tcPr>
             <w:tcW w:w="5954" w:type="dxa"/>
-            <w:tcBorders>
-              <w:left w:val="nil"/>
-              <w:bottom w:val="nil"/>
-              <w:right w:val="nil"/>
-            </w:tcBorders>
           </w:tcPr>
           <w:p>
             <w:pPr>
-              <w:jc w:val="center"/>
               <w:rPr>
                 <w:rFonts w:ascii="Arial" w:hAnsi="Arial" w:cs="Arial"/>
                 <w:sz w:val="22"/>
@@ -3693,16 +3422,9 @@
         <w:tc>
           <w:tcPr>
             <w:tcW w:w="5954" w:type="dxa"/>
-            <w:tcBorders>
-              <w:top w:val="nil"/>
-              <w:left w:val="nil"/>
-              <w:bottom w:val="single" w:sz="4" w:space="0" w:color="auto"/>
-              <w:right w:val="nil"/>
-            </w:tcBorders>
           </w:tcPr>
           <w:p>
             <w:pPr>
-              <w:jc w:val="center"/>
               <w:rPr>
                 <w:rFonts w:ascii="Arial" w:hAnsi="Arial" w:cs="Arial"/>
                 <w:sz w:val="22"/>
@@ -3717,15 +3439,9 @@
         <w:tc>
           <w:tcPr>
             <w:tcW w:w="5954" w:type="dxa"/>
-            <w:tcBorders>
-              <w:left w:val="nil"/>
-              <w:bottom w:val="single" w:sz="4" w:space="0" w:color="auto"/>
-              <w:right w:val="nil"/>
-            </w:tcBorders>
           </w:tcPr>
           <w:p>
             <w:pPr>
-              <w:jc w:val="center"/>
               <w:rPr>
                 <w:rFonts w:ascii="Arial" w:hAnsi="Arial" w:cs="Arial"/>
                 <w:sz w:val="22"/>
@@ -3746,7 +3462,6 @@
           <w:p>
             <w:pPr>
               <w:ind w:left="-537" w:right="-536"/>
-              <w:jc w:val="center"/>
               <w:rPr>
                 <w:rFonts w:ascii="Arial" w:hAnsi="Arial" w:cs="Arial"/>
                 <w:sz w:val="22"/>
@@ -3761,15 +3476,9 @@
         <w:tc>
           <w:tcPr>
             <w:tcW w:w="5954" w:type="dxa"/>
-            <w:tcBorders>
-              <w:left w:val="nil"/>
-              <w:bottom w:val="nil"/>
-              <w:right w:val="nil"/>
-            </w:tcBorders>
           </w:tcPr>
           <w:p>
             <w:pPr>
-              <w:jc w:val="center"/>
               <w:rPr>
                 <w:rFonts w:ascii="Arial" w:hAnsi="Arial" w:cs="Arial"/>
                 <w:sz w:val="22"/>
@@ -3793,12 +3502,6 @@
         <w:tc>
           <w:tcPr>
             <w:tcW w:w="5954" w:type="dxa"/>
-            <w:tcBorders>
-              <w:top w:val="nil"/>
-              <w:left w:val="nil"/>
-              <w:bottom w:val="single" w:sz="4" w:space="0" w:color="auto"/>
-              <w:right w:val="nil"/>
-            </w:tcBorders>
           </w:tcPr>
           <w:p>
             <w:pPr>
@@ -3813,7 +3516,7 @@
           </w:p>
           <w:p>
             <w:pPr>
-              <w:jc w:val="both"/>
+              <w:jc w:val="center"/>
               <w:rPr>
                 <w:rFonts w:ascii="Arial" w:hAnsi="Arial" w:cs="Arial"/>
                 <w:sz w:val="22"/>
@@ -3821,6 +3524,15 @@
                 <w:lang w:val="az-Latn-AZ"/>
               </w:rPr>
             </w:pPr>
+            <w:r>
+              <w:rPr>
+                <w:rFonts w:ascii="Arial" w:hAnsi="Arial" w:cs="Arial"/>
+                <w:sz w:val="22"/>
+                <w:szCs w:val="24"/>
+                <w:lang w:val="az-Latn-AZ"/>
+              </w:rPr>
+              <w:t>__________________</w:t>
+            </w:r>
           </w:p>
         </w:tc>
       </w:tr>
@@ -3828,11 +3540,6 @@
         <w:tc>
           <w:tcPr>
             <w:tcW w:w="5954" w:type="dxa"/>
-            <w:tcBorders>
-              <w:left w:val="nil"/>
-              <w:bottom w:val="nil"/>
-              <w:right w:val="nil"/>
-            </w:tcBorders>
             <w:vAlign w:val="bottom"/>
           </w:tcPr>
           <w:p>

--- a/wwwroot/Templates/İsçi qrupun üzvu-muqavile.docx
+++ b/wwwroot/Templates/İsçi qrupun üzvu-muqavile.docx
@@ -1,6 +1,6 @@
 
 <file path=word/document.xml><?xml version="1.0" encoding="utf-8"?>
-<w:document xmlns:wpc="http://schemas.microsoft.com/office/word/2010/wordprocessingCanvas" xmlns:mc="http://schemas.openxmlformats.org/markup-compatibility/2006" xmlns:o="urn:schemas-microsoft-com:office:office" xmlns:r="http://schemas.openxmlformats.org/officeDocument/2006/relationships" xmlns:m="http://schemas.openxmlformats.org/officeDocument/2006/math" xmlns:v="urn:schemas-microsoft-com:vml" xmlns:wp14="http://schemas.microsoft.com/office/word/2010/wordprocessingDrawing" xmlns:wp="http://schemas.openxmlformats.org/drawingml/2006/wordprocessingDrawing" xmlns:w10="urn:schemas-microsoft-com:office:word" xmlns:w="http://schemas.openxmlformats.org/wordprocessingml/2006/main" xmlns:w14="http://schemas.microsoft.com/office/word/2010/wordml" xmlns:w15="http://schemas.microsoft.com/office/word/2012/wordml" xmlns:wpg="http://schemas.microsoft.com/office/word/2010/wordprocessingGroup" xmlns:wpi="http://schemas.microsoft.com/office/word/2010/wordprocessingInk" xmlns:wne="http://schemas.microsoft.com/office/word/2006/wordml" xmlns:wps="http://schemas.microsoft.com/office/word/2010/wordprocessingShape" mc:Ignorable="w14 w15 wp14">
+<w:document xmlns:wpc="http://schemas.microsoft.com/office/word/2010/wordprocessingCanvas" xmlns:cx="http://schemas.microsoft.com/office/drawing/2014/chartex" xmlns:mc="http://schemas.openxmlformats.org/markup-compatibility/2006" xmlns:o="urn:schemas-microsoft-com:office:office" xmlns:r="http://schemas.openxmlformats.org/officeDocument/2006/relationships" xmlns:m="http://schemas.openxmlformats.org/officeDocument/2006/math" xmlns:v="urn:schemas-microsoft-com:vml" xmlns:wp14="http://schemas.microsoft.com/office/word/2010/wordprocessingDrawing" xmlns:wp="http://schemas.openxmlformats.org/drawingml/2006/wordprocessingDrawing" xmlns:w10="urn:schemas-microsoft-com:office:word" xmlns:w="http://schemas.openxmlformats.org/wordprocessingml/2006/main" xmlns:w14="http://schemas.microsoft.com/office/word/2010/wordml" xmlns:w15="http://schemas.microsoft.com/office/word/2012/wordml" xmlns:w16se="http://schemas.microsoft.com/office/word/2015/wordml/symex" xmlns:wpg="http://schemas.microsoft.com/office/word/2010/wordprocessingGroup" xmlns:wpi="http://schemas.microsoft.com/office/word/2010/wordprocessingInk" xmlns:wne="http://schemas.microsoft.com/office/word/2006/wordml" xmlns:wps="http://schemas.microsoft.com/office/word/2010/wordprocessingShape" mc:Ignorable="w14 w15 w16se wp14">
   <w:body>
     <w:p>
       <w:pPr>
@@ -582,8 +582,6 @@
         </w:rPr>
         <w:t xml:space="preserve"> </w:t>
       </w:r>
-      <w:bookmarkStart w:id="0" w:name="_GoBack"/>
-      <w:bookmarkEnd w:id="0"/>
       <w:r>
         <w:rPr>
           <w:rFonts w:ascii="Arial" w:hAnsi="Arial" w:cs="Arial"/>
@@ -2141,15 +2139,10 @@
     </w:p>
     <w:p>
       <w:pPr>
-        <w:pStyle w:val="ListParagraph"/>
-        <w:numPr>
-          <w:ilvl w:val="0"/>
-          <w:numId w:val="11"/>
-        </w:numPr>
         <w:tabs>
           <w:tab w:val="left" w:pos="426"/>
         </w:tabs>
-        <w:spacing w:line="240" w:lineRule="auto"/>
+        <w:ind w:left="360"/>
         <w:jc w:val="center"/>
         <w:rPr>
           <w:rFonts w:ascii="Arial" w:hAnsi="Arial" w:cs="Arial"/>
@@ -2159,6 +2152,16 @@
           <w:lang w:val="az-Latn-AZ"/>
         </w:rPr>
       </w:pPr>
+      <w:r>
+        <w:rPr>
+          <w:rFonts w:ascii="Arial" w:hAnsi="Arial" w:cs="Arial"/>
+          <w:b/>
+          <w:sz w:val="24"/>
+          <w:szCs w:val="24"/>
+          <w:lang w:val="az-Latn-AZ"/>
+        </w:rPr>
+        <w:t xml:space="preserve">3. </w:t>
+      </w:r>
       <w:r>
         <w:rPr>
           <w:rFonts w:ascii="Arial" w:hAnsi="Arial" w:cs="Arial"/>
@@ -2436,7 +2439,18 @@
           <w:szCs w:val="24"/>
           <w:lang w:val="az-Latn-AZ"/>
         </w:rPr>
-        <w:t>4.2. Müqavilənin müddətinin bitməsinə ən azı 30 (otuz) gün qalmış Tərəflərdən biri digərini Müqavilənin ləğv edilməsi, yaxud şərtlərinin dəyişdirilməsi barədə yazılı xəbərdar etmədikdə, bu Müqavilə eyni şərtlərlə və eyni müddətə uzadılmış hesab olunur.</w:t>
+        <w:t>4.2. Müqavilənin müddətinin bitməsinə ən azı 30 (otuz) g</w:t>
+      </w:r>
+      <w:bookmarkStart w:id="0" w:name="_GoBack"/>
+      <w:bookmarkEnd w:id="0"/>
+      <w:r>
+        <w:rPr>
+          <w:rFonts w:ascii="Arial" w:hAnsi="Arial" w:cs="Arial"/>
+          <w:sz w:val="24"/>
+          <w:szCs w:val="24"/>
+          <w:lang w:val="az-Latn-AZ"/>
+        </w:rPr>
+        <w:t>ün qalmış Tərəflərdən biri digərini Müqavilənin ləğv edilməsi, yaxud şərtlərinin dəyişdirilməsi barədə yazılı xəbərdar etmədikdə, bu Müqavilə eyni şərtlərlə və eyni müddətə uzadılmış hesab olunur.</w:t>
       </w:r>
     </w:p>
     <w:p>
@@ -3765,8 +3779,8 @@
 </file>
 
 <file path=word/numbering.xml><?xml version="1.0" encoding="utf-8"?>
-<w:numbering xmlns:wpc="http://schemas.microsoft.com/office/word/2010/wordprocessingCanvas" xmlns:mc="http://schemas.openxmlformats.org/markup-compatibility/2006" xmlns:o="urn:schemas-microsoft-com:office:office" xmlns:r="http://schemas.openxmlformats.org/officeDocument/2006/relationships" xmlns:m="http://schemas.openxmlformats.org/officeDocument/2006/math" xmlns:v="urn:schemas-microsoft-com:vml" xmlns:wp14="http://schemas.microsoft.com/office/word/2010/wordprocessingDrawing" xmlns:wp="http://schemas.openxmlformats.org/drawingml/2006/wordprocessingDrawing" xmlns:w10="urn:schemas-microsoft-com:office:word" xmlns:w="http://schemas.openxmlformats.org/wordprocessingml/2006/main" xmlns:w14="http://schemas.microsoft.com/office/word/2010/wordml" xmlns:w15="http://schemas.microsoft.com/office/word/2012/wordml" xmlns:wpg="http://schemas.microsoft.com/office/word/2010/wordprocessingGroup" xmlns:wpi="http://schemas.microsoft.com/office/word/2010/wordprocessingInk" xmlns:wne="http://schemas.microsoft.com/office/word/2006/wordml" xmlns:wps="http://schemas.microsoft.com/office/word/2010/wordprocessingShape" mc:Ignorable="w14 w15 wp14">
-  <w:abstractNum w:abstractNumId="0">
+<w:numbering xmlns:wpc="http://schemas.microsoft.com/office/word/2010/wordprocessingCanvas" xmlns:cx="http://schemas.microsoft.com/office/drawing/2014/chartex" xmlns:mc="http://schemas.openxmlformats.org/markup-compatibility/2006" xmlns:o="urn:schemas-microsoft-com:office:office" xmlns:r="http://schemas.openxmlformats.org/officeDocument/2006/relationships" xmlns:m="http://schemas.openxmlformats.org/officeDocument/2006/math" xmlns:v="urn:schemas-microsoft-com:vml" xmlns:wp14="http://schemas.microsoft.com/office/word/2010/wordprocessingDrawing" xmlns:wp="http://schemas.openxmlformats.org/drawingml/2006/wordprocessingDrawing" xmlns:w10="urn:schemas-microsoft-com:office:word" xmlns:w="http://schemas.openxmlformats.org/wordprocessingml/2006/main" xmlns:w14="http://schemas.microsoft.com/office/word/2010/wordml" xmlns:w15="http://schemas.microsoft.com/office/word/2012/wordml" xmlns:w16se="http://schemas.microsoft.com/office/word/2015/wordml/symex" xmlns:wpg="http://schemas.microsoft.com/office/word/2010/wordprocessingGroup" xmlns:wpi="http://schemas.microsoft.com/office/word/2010/wordprocessingInk" xmlns:wne="http://schemas.microsoft.com/office/word/2006/wordml" xmlns:wps="http://schemas.microsoft.com/office/word/2010/wordprocessingShape" mc:Ignorable="w14 w15 w16se wp14">
+  <w:abstractNum w:abstractNumId="0" w15:restartNumberingAfterBreak="0">
     <w:nsid w:val="05B062C6"/>
     <w:multiLevelType w:val="multilevel"/>
     <w:tmpl w:val="53FEC900"/>
@@ -3879,7 +3893,7 @@
       </w:rPr>
     </w:lvl>
   </w:abstractNum>
-  <w:abstractNum w:abstractNumId="1">
+  <w:abstractNum w:abstractNumId="1" w15:restartNumberingAfterBreak="0">
     <w:nsid w:val="0A5C17B4"/>
     <w:multiLevelType w:val="multilevel"/>
     <w:tmpl w:val="DE724754"/>
@@ -4000,7 +4014,7 @@
       </w:rPr>
     </w:lvl>
   </w:abstractNum>
-  <w:abstractNum w:abstractNumId="2">
+  <w:abstractNum w:abstractNumId="2" w15:restartNumberingAfterBreak="0">
     <w:nsid w:val="16F31115"/>
     <w:multiLevelType w:val="hybridMultilevel"/>
     <w:tmpl w:val="53D6AD16"/>
@@ -4114,7 +4128,7 @@
       </w:rPr>
     </w:lvl>
   </w:abstractNum>
-  <w:abstractNum w:abstractNumId="3">
+  <w:abstractNum w:abstractNumId="3" w15:restartNumberingAfterBreak="0">
     <w:nsid w:val="19615784"/>
     <w:multiLevelType w:val="multilevel"/>
     <w:tmpl w:val="3B3E4138"/>
@@ -4227,7 +4241,7 @@
       </w:rPr>
     </w:lvl>
   </w:abstractNum>
-  <w:abstractNum w:abstractNumId="4">
+  <w:abstractNum w:abstractNumId="4" w15:restartNumberingAfterBreak="0">
     <w:nsid w:val="381C45AE"/>
     <w:multiLevelType w:val="hybridMultilevel"/>
     <w:tmpl w:val="2E527DB6"/>
@@ -4340,7 +4354,7 @@
       </w:rPr>
     </w:lvl>
   </w:abstractNum>
-  <w:abstractNum w:abstractNumId="5">
+  <w:abstractNum w:abstractNumId="5" w15:restartNumberingAfterBreak="0">
     <w:nsid w:val="51514890"/>
     <w:multiLevelType w:val="hybridMultilevel"/>
     <w:tmpl w:val="D84C7E50"/>
@@ -4457,7 +4471,7 @@
       </w:pPr>
     </w:lvl>
   </w:abstractNum>
-  <w:abstractNum w:abstractNumId="6">
+  <w:abstractNum w:abstractNumId="6" w15:restartNumberingAfterBreak="0">
     <w:nsid w:val="52AA12AA"/>
     <w:multiLevelType w:val="singleLevel"/>
     <w:tmpl w:val="83A25A22"/>
@@ -4472,7 +4486,7 @@
       </w:pPr>
     </w:lvl>
   </w:abstractNum>
-  <w:abstractNum w:abstractNumId="7">
+  <w:abstractNum w:abstractNumId="7" w15:restartNumberingAfterBreak="0">
     <w:nsid w:val="558C2C34"/>
     <w:multiLevelType w:val="multilevel"/>
     <w:tmpl w:val="295E40A8"/>
@@ -4585,7 +4599,7 @@
       </w:rPr>
     </w:lvl>
   </w:abstractNum>
-  <w:abstractNum w:abstractNumId="8">
+  <w:abstractNum w:abstractNumId="8" w15:restartNumberingAfterBreak="0">
     <w:nsid w:val="56BF15A8"/>
     <w:multiLevelType w:val="multilevel"/>
     <w:tmpl w:val="B9C4048E"/>
@@ -4698,7 +4712,7 @@
       </w:rPr>
     </w:lvl>
   </w:abstractNum>
-  <w:abstractNum w:abstractNumId="9">
+  <w:abstractNum w:abstractNumId="9" w15:restartNumberingAfterBreak="0">
     <w:nsid w:val="67186052"/>
     <w:multiLevelType w:val="hybridMultilevel"/>
     <w:tmpl w:val="D1AC43BC"/>
@@ -4816,7 +4830,7 @@
       </w:pPr>
     </w:lvl>
   </w:abstractNum>
-  <w:abstractNum w:abstractNumId="10">
+  <w:abstractNum w:abstractNumId="10" w15:restartNumberingAfterBreak="0">
     <w:nsid w:val="7084424C"/>
     <w:multiLevelType w:val="hybridMultilevel"/>
     <w:tmpl w:val="1DB06EEA"/>
@@ -4929,7 +4943,7 @@
       </w:rPr>
     </w:lvl>
   </w:abstractNum>
-  <w:abstractNum w:abstractNumId="11">
+  <w:abstractNum w:abstractNumId="11" w15:restartNumberingAfterBreak="0">
     <w:nsid w:val="75884499"/>
     <w:multiLevelType w:val="hybridMultilevel"/>
     <w:tmpl w:val="722A368A"/>
@@ -5073,7 +5087,7 @@
 </file>
 
 <file path=word/styles.xml><?xml version="1.0" encoding="utf-8"?>
-<w:styles xmlns:mc="http://schemas.openxmlformats.org/markup-compatibility/2006" xmlns:r="http://schemas.openxmlformats.org/officeDocument/2006/relationships" xmlns:w="http://schemas.openxmlformats.org/wordprocessingml/2006/main" xmlns:w14="http://schemas.microsoft.com/office/word/2010/wordml" xmlns:w15="http://schemas.microsoft.com/office/word/2012/wordml" mc:Ignorable="w14 w15">
+<w:styles xmlns:mc="http://schemas.openxmlformats.org/markup-compatibility/2006" xmlns:r="http://schemas.openxmlformats.org/officeDocument/2006/relationships" xmlns:w="http://schemas.openxmlformats.org/wordprocessingml/2006/main" xmlns:w14="http://schemas.microsoft.com/office/word/2010/wordml" xmlns:w15="http://schemas.microsoft.com/office/word/2012/wordml" xmlns:w16se="http://schemas.microsoft.com/office/word/2015/wordml/symex" mc:Ignorable="w14 w15 w16se">
   <w:docDefaults>
     <w:rPrDefault>
       <w:rPr>
@@ -5595,7 +5609,6 @@
     <w:basedOn w:val="TableNormal"/>
     <w:rsid w:val="003775AD"/>
     <w:tblPr>
-      <w:tblInd w:w="0" w:type="dxa"/>
       <w:tblBorders>
         <w:top w:val="single" w:sz="4" w:space="0" w:color="auto"/>
         <w:left w:val="single" w:sz="4" w:space="0" w:color="auto"/>
@@ -5604,12 +5617,6 @@
         <w:insideH w:val="single" w:sz="4" w:space="0" w:color="auto"/>
         <w:insideV w:val="single" w:sz="4" w:space="0" w:color="auto"/>
       </w:tblBorders>
-      <w:tblCellMar>
-        <w:top w:w="0" w:type="dxa"/>
-        <w:left w:w="108" w:type="dxa"/>
-        <w:bottom w:w="0" w:type="dxa"/>
-        <w:right w:w="108" w:type="dxa"/>
-      </w:tblCellMar>
     </w:tblPr>
   </w:style>
   <w:style w:type="paragraph" w:styleId="Revision">

--- a/wwwroot/Templates/İsçi qrupun üzvu-muqavile.docx
+++ b/wwwroot/Templates/İsçi qrupun üzvu-muqavile.docx
@@ -2439,7 +2439,242 @@
           <w:szCs w:val="24"/>
           <w:lang w:val="az-Latn-AZ"/>
         </w:rPr>
-        <w:t>4.2. Müqavilənin müddətinin bitməsinə ən azı 30 (otuz) g</w:t>
+        <w:t>4.2. Müqavilənin müddətinin bitməsinə ən azı 30 (otuz) gün qalmış Tərəflərdən biri digərini Müqavilənin ləğv edilməsi, yaxud şərtlərinin dəyişdirilməsi barədə yazılı xəbərdar etmədikdə, bu Müqavilə eyni şərtlərlə və eyni müddətə uzadılmış hesab olunur.</w:t>
+      </w:r>
+    </w:p>
+    <w:p>
+      <w:pPr>
+        <w:ind w:firstLine="360"/>
+        <w:jc w:val="both"/>
+        <w:rPr>
+          <w:rFonts w:ascii="Arial" w:hAnsi="Arial" w:cs="Arial"/>
+          <w:sz w:val="24"/>
+          <w:szCs w:val="24"/>
+          <w:lang w:val="az-Latn-AZ"/>
+        </w:rPr>
+      </w:pPr>
+      <w:r>
+        <w:rPr>
+          <w:rFonts w:ascii="Arial" w:hAnsi="Arial" w:cs="Arial"/>
+          <w:sz w:val="24"/>
+          <w:szCs w:val="24"/>
+          <w:lang w:val="az-Latn-AZ"/>
+        </w:rPr>
+        <w:t>4.3. Müqaviləyə xitam verilməsi Tərəfləri Müqavilə üzrə icra edilməmiş və ya lazımınca icra edilməmiş öhdəliklərinin icrasından azad etmir.</w:t>
+      </w:r>
+    </w:p>
+    <w:p>
+      <w:pPr>
+        <w:ind w:firstLine="360"/>
+        <w:jc w:val="both"/>
+        <w:rPr>
+          <w:rFonts w:ascii="Arial" w:hAnsi="Arial" w:cs="Arial"/>
+          <w:sz w:val="24"/>
+          <w:szCs w:val="24"/>
+          <w:lang w:val="az-Latn-AZ"/>
+        </w:rPr>
+      </w:pPr>
+      <w:r>
+        <w:rPr>
+          <w:rFonts w:ascii="Arial" w:hAnsi="Arial" w:cs="Arial"/>
+          <w:sz w:val="24"/>
+          <w:szCs w:val="24"/>
+          <w:lang w:val="az-Latn-AZ"/>
+        </w:rPr>
+        <w:lastRenderedPageBreak/>
+        <w:t>4.4. Bu Müqaviləyə yalnız Tərəflərin qarşılıqlı razılığı ilə əlavə və dəyişikliklər edilə bilər. Tərəflərin imzaları ilə təsdiqləndikdən sonra əlavə və dəyişikliklər qüvvəyə minir və bu Müqavilənin ayrılmaz tərkib hissəsi hesab edilir.</w:t>
+      </w:r>
+    </w:p>
+    <w:p>
+      <w:pPr>
+        <w:ind w:firstLine="360"/>
+        <w:jc w:val="both"/>
+        <w:rPr>
+          <w:rFonts w:ascii="Arial" w:hAnsi="Arial" w:cs="Arial"/>
+          <w:sz w:val="24"/>
+          <w:szCs w:val="24"/>
+          <w:lang w:val="az-Latn-AZ"/>
+        </w:rPr>
+      </w:pPr>
+      <w:r>
+        <w:rPr>
+          <w:rFonts w:ascii="Arial" w:hAnsi="Arial" w:cs="Arial"/>
+          <w:sz w:val="24"/>
+          <w:szCs w:val="24"/>
+          <w:lang w:val="az-Latn-AZ"/>
+        </w:rPr>
+        <w:t xml:space="preserve">4.5. Tərəflərin heç biri digər tərəfin qabaqcadan yazılı razılığı olmadan bu Müqavilə üzrə öhdəliklərinin tam və qismən icrasını üçüncü tərəfə həvalə edə bilməz. </w:t>
+      </w:r>
+    </w:p>
+    <w:p>
+      <w:pPr>
+        <w:ind w:firstLine="360"/>
+        <w:jc w:val="both"/>
+        <w:rPr>
+          <w:rFonts w:ascii="Arial" w:hAnsi="Arial" w:cs="Arial"/>
+          <w:sz w:val="24"/>
+          <w:szCs w:val="24"/>
+          <w:lang w:val="az-Latn-AZ"/>
+        </w:rPr>
+      </w:pPr>
+      <w:r>
+        <w:rPr>
+          <w:rFonts w:ascii="Arial" w:hAnsi="Arial" w:cs="Arial"/>
+          <w:sz w:val="24"/>
+          <w:szCs w:val="24"/>
+          <w:lang w:val="az-Latn-AZ"/>
+        </w:rPr>
+        <w:t>4.6. Tərəflər Müqavilə üzrə yaranmış mübahisələri və ya qeyri-müəyyənlikləri danışıqlar və qarşılıqlı güzəştlər yolu ilə həll edir. Tərəflər danışıqlar və qarşılıqlı razılaşma yolu ilə həll olunmayan mübahisələri Azərbaycan Respublikasının qanunvericiliyi ilə müəyyən olunmuş qaydada aidiyyəti məhkəmələrdə həll edirlər.</w:t>
+      </w:r>
+    </w:p>
+    <w:p>
+      <w:pPr>
+        <w:ind w:firstLine="360"/>
+        <w:jc w:val="both"/>
+        <w:rPr>
+          <w:rFonts w:ascii="Arial" w:hAnsi="Arial" w:cs="Arial"/>
+          <w:sz w:val="24"/>
+          <w:szCs w:val="24"/>
+          <w:lang w:val="az-Latn-AZ"/>
+        </w:rPr>
+      </w:pPr>
+      <w:r>
+        <w:rPr>
+          <w:rFonts w:ascii="Arial" w:hAnsi="Arial" w:cs="Arial"/>
+          <w:sz w:val="24"/>
+          <w:szCs w:val="24"/>
+          <w:lang w:val="az-Latn-AZ"/>
+        </w:rPr>
+        <w:t xml:space="preserve">4.7. </w:t>
+      </w:r>
+      <w:r>
+        <w:rPr>
+          <w:rFonts w:ascii="Arial" w:hAnsi="Arial" w:cs="Arial"/>
+          <w:sz w:val="24"/>
+          <w:szCs w:val="24"/>
+          <w:lang w:val="az-Latn-AZ"/>
+        </w:rPr>
+        <w:t>Müqavilə</w:t>
+      </w:r>
+      <w:r>
+        <w:rPr>
+          <w:rFonts w:ascii="Arial" w:hAnsi="Arial" w:cs="Arial"/>
+          <w:sz w:val="24"/>
+          <w:szCs w:val="24"/>
+          <w:lang w:val="az-Latn-AZ"/>
+        </w:rPr>
+        <w:t xml:space="preserve"> Azərbaycan dilində eyni hüquqi qüvvəyə malik 2</w:t>
+      </w:r>
+      <w:r>
+        <w:rPr>
+          <w:rFonts w:ascii="Arial" w:hAnsi="Arial" w:cs="Arial"/>
+          <w:sz w:val="24"/>
+          <w:szCs w:val="24"/>
+          <w:lang w:val="az-Latn-AZ"/>
+        </w:rPr>
+        <w:t xml:space="preserve"> </w:t>
+      </w:r>
+      <w:r>
+        <w:rPr>
+          <w:rFonts w:ascii="Arial" w:hAnsi="Arial" w:cs="Arial"/>
+          <w:sz w:val="24"/>
+          <w:szCs w:val="24"/>
+          <w:lang w:val="az-Latn-AZ"/>
+        </w:rPr>
+        <w:t>(</w:t>
+      </w:r>
+      <w:r>
+        <w:rPr>
+          <w:rFonts w:ascii="Arial" w:hAnsi="Arial" w:cs="Arial"/>
+          <w:sz w:val="24"/>
+          <w:szCs w:val="24"/>
+          <w:lang w:val="az-Latn-AZ"/>
+        </w:rPr>
+        <w:t>iki</w:t>
+      </w:r>
+      <w:r>
+        <w:rPr>
+          <w:rFonts w:ascii="Arial" w:hAnsi="Arial" w:cs="Arial"/>
+          <w:sz w:val="24"/>
+          <w:szCs w:val="24"/>
+          <w:lang w:val="az-Latn-AZ"/>
+        </w:rPr>
+        <w:t>)</w:t>
+      </w:r>
+      <w:r>
+        <w:rPr>
+          <w:rFonts w:ascii="Arial" w:hAnsi="Arial" w:cs="Arial"/>
+          <w:sz w:val="24"/>
+          <w:szCs w:val="24"/>
+          <w:lang w:val="az-Latn-AZ"/>
+        </w:rPr>
+        <w:t xml:space="preserve"> nüsxədə tərtib olunur, tərəflərin imzası ilə təsdiq edilir və onun bir nüsxəsi </w:t>
+      </w:r>
+      <w:r>
+        <w:rPr>
+          <w:rFonts w:ascii="Arial" w:hAnsi="Arial" w:cs="Arial"/>
+          <w:sz w:val="24"/>
+          <w:szCs w:val="24"/>
+          <w:lang w:val="az-Latn-AZ"/>
+        </w:rPr>
+        <w:t>İ</w:t>
+      </w:r>
+      <w:r>
+        <w:rPr>
+          <w:rFonts w:ascii="Arial" w:hAnsi="Arial" w:cs="Arial"/>
+          <w:sz w:val="24"/>
+          <w:szCs w:val="24"/>
+          <w:lang w:val="az-Latn-AZ"/>
+        </w:rPr>
+        <w:t xml:space="preserve">craçıda, digər nüsxə isə </w:t>
+      </w:r>
+      <w:r>
+        <w:rPr>
+          <w:rFonts w:ascii="Arial" w:hAnsi="Arial" w:cs="Arial"/>
+          <w:sz w:val="24"/>
+          <w:szCs w:val="24"/>
+          <w:lang w:val="az-Latn-AZ"/>
+        </w:rPr>
+        <w:t>S</w:t>
+      </w:r>
+      <w:r>
+        <w:rPr>
+          <w:rFonts w:ascii="Arial" w:hAnsi="Arial" w:cs="Arial"/>
+          <w:sz w:val="24"/>
+          <w:szCs w:val="24"/>
+          <w:lang w:val="az-Latn-AZ"/>
+        </w:rPr>
+        <w:t>ifarişçidə saxlanılır.</w:t>
+      </w:r>
+    </w:p>
+    <w:p>
+      <w:pPr>
+        <w:ind w:firstLine="360"/>
+        <w:jc w:val="both"/>
+        <w:rPr>
+          <w:rFonts w:ascii="Arial" w:hAnsi="Arial" w:cs="Arial"/>
+          <w:sz w:val="24"/>
+          <w:szCs w:val="24"/>
+          <w:lang w:val="az-Latn-AZ"/>
+        </w:rPr>
+      </w:pPr>
+      <w:r>
+        <w:rPr>
+          <w:rFonts w:ascii="Arial" w:hAnsi="Arial" w:cs="Arial"/>
+          <w:sz w:val="24"/>
+          <w:szCs w:val="24"/>
+          <w:lang w:val="az-Latn-AZ"/>
+        </w:rPr>
+        <w:t xml:space="preserve">4.8. </w:t>
+      </w:r>
+      <w:r>
+        <w:rPr>
+          <w:rFonts w:ascii="Arial" w:hAnsi="Arial" w:cs="Arial"/>
+          <w:sz w:val="24"/>
+          <w:szCs w:val="24"/>
+          <w:lang w:val="az-Latn-AZ"/>
+        </w:rPr>
+        <w:t>Müqavilədə yerinə yetirilən işin dəyə</w:t>
       </w:r>
       <w:bookmarkStart w:id="0" w:name="_GoBack"/>
       <w:bookmarkEnd w:id="0"/>
@@ -2450,242 +2685,7 @@
           <w:szCs w:val="24"/>
           <w:lang w:val="az-Latn-AZ"/>
         </w:rPr>
-        <w:t>ün qalmış Tərəflərdən biri digərini Müqavilənin ləğv edilməsi, yaxud şərtlərinin dəyişdirilməsi barədə yazılı xəbərdar etmədikdə, bu Müqavilə eyni şərtlərlə və eyni müddətə uzadılmış hesab olunur.</w:t>
-      </w:r>
-    </w:p>
-    <w:p>
-      <w:pPr>
-        <w:ind w:firstLine="360"/>
-        <w:jc w:val="both"/>
-        <w:rPr>
-          <w:rFonts w:ascii="Arial" w:hAnsi="Arial" w:cs="Arial"/>
-          <w:sz w:val="24"/>
-          <w:szCs w:val="24"/>
-          <w:lang w:val="az-Latn-AZ"/>
-        </w:rPr>
-      </w:pPr>
-      <w:r>
-        <w:rPr>
-          <w:rFonts w:ascii="Arial" w:hAnsi="Arial" w:cs="Arial"/>
-          <w:sz w:val="24"/>
-          <w:szCs w:val="24"/>
-          <w:lang w:val="az-Latn-AZ"/>
-        </w:rPr>
-        <w:t>4.3. Müqaviləyə xitam verilməsi Tərəfləri Müqavilə üzrə icra edilməmiş və ya lazımınca icra edilməmiş öhdəliklərinin icrasından azad etmir.</w:t>
-      </w:r>
-    </w:p>
-    <w:p>
-      <w:pPr>
-        <w:ind w:firstLine="360"/>
-        <w:jc w:val="both"/>
-        <w:rPr>
-          <w:rFonts w:ascii="Arial" w:hAnsi="Arial" w:cs="Arial"/>
-          <w:sz w:val="24"/>
-          <w:szCs w:val="24"/>
-          <w:lang w:val="az-Latn-AZ"/>
-        </w:rPr>
-      </w:pPr>
-      <w:r>
-        <w:rPr>
-          <w:rFonts w:ascii="Arial" w:hAnsi="Arial" w:cs="Arial"/>
-          <w:sz w:val="24"/>
-          <w:szCs w:val="24"/>
-          <w:lang w:val="az-Latn-AZ"/>
-        </w:rPr>
-        <w:lastRenderedPageBreak/>
-        <w:t>4.4. Bu Müqaviləyə yalnız Tərəflərin qarşılıqlı razılığı ilə əlavə və dəyişikliklər edilə bilər. Tərəflərin imzaları ilə təsdiqləndikdən sonra əlavə və dəyişikliklər qüvvəyə minir və bu Müqavilənin ayrılmaz tərkib hissəsi hesab edilir.</w:t>
-      </w:r>
-    </w:p>
-    <w:p>
-      <w:pPr>
-        <w:ind w:firstLine="360"/>
-        <w:jc w:val="both"/>
-        <w:rPr>
-          <w:rFonts w:ascii="Arial" w:hAnsi="Arial" w:cs="Arial"/>
-          <w:sz w:val="24"/>
-          <w:szCs w:val="24"/>
-          <w:lang w:val="az-Latn-AZ"/>
-        </w:rPr>
-      </w:pPr>
-      <w:r>
-        <w:rPr>
-          <w:rFonts w:ascii="Arial" w:hAnsi="Arial" w:cs="Arial"/>
-          <w:sz w:val="24"/>
-          <w:szCs w:val="24"/>
-          <w:lang w:val="az-Latn-AZ"/>
-        </w:rPr>
-        <w:t xml:space="preserve">4.5. Tərəflərin heç biri digər tərəfin qabaqcadan yazılı razılığı olmadan bu Müqavilə üzrə öhdəliklərinin tam və qismən icrasını üçüncü tərəfə həvalə edə bilməz. </w:t>
-      </w:r>
-    </w:p>
-    <w:p>
-      <w:pPr>
-        <w:ind w:firstLine="360"/>
-        <w:jc w:val="both"/>
-        <w:rPr>
-          <w:rFonts w:ascii="Arial" w:hAnsi="Arial" w:cs="Arial"/>
-          <w:sz w:val="24"/>
-          <w:szCs w:val="24"/>
-          <w:lang w:val="az-Latn-AZ"/>
-        </w:rPr>
-      </w:pPr>
-      <w:r>
-        <w:rPr>
-          <w:rFonts w:ascii="Arial" w:hAnsi="Arial" w:cs="Arial"/>
-          <w:sz w:val="24"/>
-          <w:szCs w:val="24"/>
-          <w:lang w:val="az-Latn-AZ"/>
-        </w:rPr>
-        <w:t>4.6. Tərəflər Müqavilə üzrə yaranmış mübahisələri və ya qeyri-müəyyənlikləri danışıqlar və qarşılıqlı güzəştlər yolu ilə həll edir. Tərəflər danışıqlar və qarşılıqlı razılaşma yolu ilə həll olunmayan mübahisələri Azərbaycan Respublikasının qanunvericiliyi ilə müəyyən olunmuş qaydada aidiyyəti məhkəmələrdə həll edirlər.</w:t>
-      </w:r>
-    </w:p>
-    <w:p>
-      <w:pPr>
-        <w:ind w:firstLine="360"/>
-        <w:jc w:val="both"/>
-        <w:rPr>
-          <w:rFonts w:ascii="Arial" w:hAnsi="Arial" w:cs="Arial"/>
-          <w:sz w:val="24"/>
-          <w:szCs w:val="24"/>
-          <w:lang w:val="az-Latn-AZ"/>
-        </w:rPr>
-      </w:pPr>
-      <w:r>
-        <w:rPr>
-          <w:rFonts w:ascii="Arial" w:hAnsi="Arial" w:cs="Arial"/>
-          <w:sz w:val="24"/>
-          <w:szCs w:val="24"/>
-          <w:lang w:val="az-Latn-AZ"/>
-        </w:rPr>
-        <w:t xml:space="preserve">4.7. </w:t>
-      </w:r>
-      <w:r>
-        <w:rPr>
-          <w:rFonts w:ascii="Arial" w:hAnsi="Arial" w:cs="Arial"/>
-          <w:sz w:val="24"/>
-          <w:szCs w:val="24"/>
-          <w:lang w:val="az-Latn-AZ"/>
-        </w:rPr>
-        <w:t>Müqavilə</w:t>
-      </w:r>
-      <w:r>
-        <w:rPr>
-          <w:rFonts w:ascii="Arial" w:hAnsi="Arial" w:cs="Arial"/>
-          <w:sz w:val="24"/>
-          <w:szCs w:val="24"/>
-          <w:lang w:val="az-Latn-AZ"/>
-        </w:rPr>
-        <w:t xml:space="preserve"> Azərbaycan dilində eyni hüquqi qüvvəyə malik 2</w:t>
-      </w:r>
-      <w:r>
-        <w:rPr>
-          <w:rFonts w:ascii="Arial" w:hAnsi="Arial" w:cs="Arial"/>
-          <w:sz w:val="24"/>
-          <w:szCs w:val="24"/>
-          <w:lang w:val="az-Latn-AZ"/>
-        </w:rPr>
-        <w:t xml:space="preserve"> </w:t>
-      </w:r>
-      <w:r>
-        <w:rPr>
-          <w:rFonts w:ascii="Arial" w:hAnsi="Arial" w:cs="Arial"/>
-          <w:sz w:val="24"/>
-          <w:szCs w:val="24"/>
-          <w:lang w:val="az-Latn-AZ"/>
-        </w:rPr>
-        <w:t>(</w:t>
-      </w:r>
-      <w:r>
-        <w:rPr>
-          <w:rFonts w:ascii="Arial" w:hAnsi="Arial" w:cs="Arial"/>
-          <w:sz w:val="24"/>
-          <w:szCs w:val="24"/>
-          <w:lang w:val="az-Latn-AZ"/>
-        </w:rPr>
-        <w:t>iki</w:t>
-      </w:r>
-      <w:r>
-        <w:rPr>
-          <w:rFonts w:ascii="Arial" w:hAnsi="Arial" w:cs="Arial"/>
-          <w:sz w:val="24"/>
-          <w:szCs w:val="24"/>
-          <w:lang w:val="az-Latn-AZ"/>
-        </w:rPr>
-        <w:t>)</w:t>
-      </w:r>
-      <w:r>
-        <w:rPr>
-          <w:rFonts w:ascii="Arial" w:hAnsi="Arial" w:cs="Arial"/>
-          <w:sz w:val="24"/>
-          <w:szCs w:val="24"/>
-          <w:lang w:val="az-Latn-AZ"/>
-        </w:rPr>
-        <w:t xml:space="preserve"> nüsxədə tərtib olunur, tərəflərin imzası ilə təsdiq edilir və onun bir nüsxəsi </w:t>
-      </w:r>
-      <w:r>
-        <w:rPr>
-          <w:rFonts w:ascii="Arial" w:hAnsi="Arial" w:cs="Arial"/>
-          <w:sz w:val="24"/>
-          <w:szCs w:val="24"/>
-          <w:lang w:val="az-Latn-AZ"/>
-        </w:rPr>
-        <w:t>İ</w:t>
-      </w:r>
-      <w:r>
-        <w:rPr>
-          <w:rFonts w:ascii="Arial" w:hAnsi="Arial" w:cs="Arial"/>
-          <w:sz w:val="24"/>
-          <w:szCs w:val="24"/>
-          <w:lang w:val="az-Latn-AZ"/>
-        </w:rPr>
-        <w:t xml:space="preserve">craçıda, digər nüsxə isə </w:t>
-      </w:r>
-      <w:r>
-        <w:rPr>
-          <w:rFonts w:ascii="Arial" w:hAnsi="Arial" w:cs="Arial"/>
-          <w:sz w:val="24"/>
-          <w:szCs w:val="24"/>
-          <w:lang w:val="az-Latn-AZ"/>
-        </w:rPr>
-        <w:t>S</w:t>
-      </w:r>
-      <w:r>
-        <w:rPr>
-          <w:rFonts w:ascii="Arial" w:hAnsi="Arial" w:cs="Arial"/>
-          <w:sz w:val="24"/>
-          <w:szCs w:val="24"/>
-          <w:lang w:val="az-Latn-AZ"/>
-        </w:rPr>
-        <w:t>ifarişçidə saxlanılır.</w:t>
-      </w:r>
-    </w:p>
-    <w:p>
-      <w:pPr>
-        <w:ind w:firstLine="360"/>
-        <w:jc w:val="both"/>
-        <w:rPr>
-          <w:rFonts w:ascii="Arial" w:hAnsi="Arial" w:cs="Arial"/>
-          <w:sz w:val="24"/>
-          <w:szCs w:val="24"/>
-          <w:lang w:val="az-Latn-AZ"/>
-        </w:rPr>
-      </w:pPr>
-      <w:r>
-        <w:rPr>
-          <w:rFonts w:ascii="Arial" w:hAnsi="Arial" w:cs="Arial"/>
-          <w:sz w:val="24"/>
-          <w:szCs w:val="24"/>
-          <w:lang w:val="az-Latn-AZ"/>
-        </w:rPr>
-        <w:t xml:space="preserve">4.8. </w:t>
-      </w:r>
-      <w:r>
-        <w:rPr>
-          <w:rFonts w:ascii="Arial" w:hAnsi="Arial" w:cs="Arial"/>
-          <w:sz w:val="24"/>
-          <w:szCs w:val="24"/>
-          <w:lang w:val="az-Latn-AZ"/>
-        </w:rPr>
-        <w:t xml:space="preserve">Müqavilədə yerinə yetirilən işin dəyəri yalnız bu </w:t>
+        <w:t xml:space="preserve">ri yalnız bu </w:t>
       </w:r>
       <w:r>
         <w:rPr>
@@ -3053,7 +3053,16 @@
                 <w:szCs w:val="24"/>
                 <w:lang w:val="az-Latn-AZ"/>
               </w:rPr>
-              <w:t xml:space="preserve">S.A.: Vəfadar Misirov   </w:t>
+              <w:t>A.S</w:t>
+            </w:r>
+            <w:r>
+              <w:rPr>
+                <w:rFonts w:ascii="Arial" w:eastAsia="Arial,Times New Roman" w:hAnsi="Arial" w:cs="Arial"/>
+                <w:sz w:val="24"/>
+                <w:szCs w:val="24"/>
+                <w:lang w:val="az-Latn-AZ"/>
+              </w:rPr>
+              <w:t xml:space="preserve">.: Vəfadar Misirov   </w:t>
             </w:r>
           </w:p>
           <w:p>
